--- a/Revision/Figures/Figure 3.docx
+++ b/Revision/Figures/Figure 3.docx
@@ -3,18 +3,15 @@
 <w:document xmlns:wpc="http://schemas.microsoft.com/office/word/2010/wordprocessingCanvas" xmlns:cx="http://schemas.microsoft.com/office/drawing/2014/chartex" xmlns:cx1="http://schemas.microsoft.com/office/drawing/2015/9/8/chartex" xmlns:cx2="http://schemas.microsoft.com/office/drawing/2015/10/21/chartex" xmlns:cx3="http://schemas.microsoft.com/office/drawing/2016/5/9/chartex" xmlns:cx4="http://schemas.microsoft.com/office/drawing/2016/5/10/chartex" xmlns:cx5="http://schemas.microsoft.com/office/drawing/2016/5/11/chartex" xmlns:cx6="http://schemas.microsoft.com/office/drawing/2016/5/12/chartex" xmlns:cx7="http://schemas.microsoft.com/office/drawing/2016/5/13/chartex" xmlns:cx8="http://schemas.microsoft.com/office/drawing/2016/5/14/chartex" xmlns:mc="http://schemas.openxmlformats.org/markup-compatibility/2006" xmlns:aink="http://schemas.microsoft.com/office/drawing/2016/ink" xmlns:am3d="http://schemas.microsoft.com/office/drawing/2017/model3d" xmlns:o="urn:schemas-microsoft-com:office:office" xmlns:oel="http://schemas.microsoft.com/office/2019/extlst" xmlns:r="http://schemas.openxmlformats.org/officeDocument/2006/relationships" xmlns:m="http://schemas.openxmlformats.org/officeDocument/2006/math" xmlns:v="urn:schemas-microsoft-com:vml" xmlns:wp14="http://schemas.microsoft.com/office/word/2010/wordprocessingDrawing" xmlns:wp="http://schemas.openxmlformats.org/drawingml/2006/wordprocessingDrawing" xmlns:w10="urn:schemas-microsoft-com:office:word" xmlns:w="http://schemas.openxmlformats.org/wordprocessingml/2006/main" xmlns:w14="http://schemas.microsoft.com/office/word/2010/wordml" xmlns:w15="http://schemas.microsoft.com/office/word/2012/wordml" xmlns:w16cex="http://schemas.microsoft.com/office/word/2018/wordml/cex" xmlns:w16cid="http://schemas.microsoft.com/office/word/2016/wordml/cid" xmlns:w16="http://schemas.microsoft.com/office/word/2018/wordml" xmlns:w16du="http://schemas.microsoft.com/office/word/2023/wordml/word16du" xmlns:w16sdtdh="http://schemas.microsoft.com/office/word/2020/wordml/sdtdatahash" xmlns:w16se="http://schemas.microsoft.com/office/word/2015/wordml/symex" xmlns:wpg="http://schemas.microsoft.com/office/word/2010/wordprocessingGroup" xmlns:wpi="http://schemas.microsoft.com/office/word/2010/wordprocessingInk" xmlns:wne="http://schemas.microsoft.com/office/word/2006/wordml" xmlns:wps="http://schemas.microsoft.com/office/word/2010/wordprocessingShape" mc:Ignorable="w14 w15 w16se w16cid w16 w16cex w16sdtdh w16du wp14">
   <w:body>
     <w:p>
-      <w:pPr>
-        <w:jc w:val="both"/>
-      </w:pPr>
       <w:r>
         <w:rPr>
           <w:noProof/>
         </w:rPr>
         <w:drawing>
-          <wp:inline distT="0" distB="0" distL="0" distR="0" wp14:anchorId="5401F368" wp14:editId="2816C26E">
-            <wp:extent cx="5780002" cy="6172200"/>
+          <wp:inline distT="0" distB="0" distL="0" distR="0" wp14:anchorId="5D65174F" wp14:editId="70EA2FBA">
+            <wp:extent cx="5686425" cy="8384188"/>
             <wp:effectExtent l="0" t="0" r="0" b="0"/>
-            <wp:docPr id="1034902704" name="Picture 1"/>
+            <wp:docPr id="1676088" name="Picture 1"/>
             <wp:cNvGraphicFramePr>
               <a:graphicFrameLocks xmlns:a="http://schemas.openxmlformats.org/drawingml/2006/main" noChangeAspect="1"/>
             </wp:cNvGraphicFramePr>
@@ -22,7 +19,7 @@
               <a:graphicData uri="http://schemas.openxmlformats.org/drawingml/2006/picture">
                 <pic:pic xmlns:pic="http://schemas.openxmlformats.org/drawingml/2006/picture">
                   <pic:nvPicPr>
-                    <pic:cNvPr id="1034902704" name="Picture 1"/>
+                    <pic:cNvPr id="1676088" name="Picture 1676088"/>
                     <pic:cNvPicPr/>
                   </pic:nvPicPr>
                   <pic:blipFill>
@@ -40,7 +37,7 @@
                   <pic:spPr>
                     <a:xfrm>
                       <a:off x="0" y="0"/>
-                      <a:ext cx="5800182" cy="6193749"/>
+                      <a:ext cx="5690318" cy="8389928"/>
                     </a:xfrm>
                     <a:prstGeom prst="rect">
                       <a:avLst/>
@@ -55,8 +52,6 @@
     </w:p>
     <w:p>
       <w:pPr>
-        <w:pStyle w:val="Caption"/>
-        <w:spacing w:line="480" w:lineRule="auto"/>
         <w:jc w:val="both"/>
         <w:rPr>
           <w:rFonts w:ascii="Arial" w:hAnsi="Arial" w:cs="Arial"/>
@@ -65,38 +60,22 @@
       <w:r>
         <w:rPr>
           <w:rFonts w:ascii="Arial" w:hAnsi="Arial" w:cs="Arial"/>
-          <w:i w:val="0"/>
-          <w:iCs w:val="0"/>
-          <w:color w:val="auto"/>
-          <w:sz w:val="22"/>
-          <w:szCs w:val="22"/>
         </w:rPr>
         <w:t xml:space="preserve">Figure </w:t>
       </w:r>
       <w:r>
         <w:rPr>
           <w:rFonts w:ascii="Arial" w:hAnsi="Arial" w:cs="Arial"/>
-          <w:i w:val="0"/>
-          <w:iCs w:val="0"/>
-          <w:color w:val="auto"/>
-          <w:sz w:val="22"/>
-          <w:szCs w:val="22"/>
         </w:rPr>
         <w:t>3</w:t>
       </w:r>
       <w:r>
         <w:rPr>
           <w:rFonts w:ascii="Arial" w:hAnsi="Arial" w:cs="Arial"/>
-          <w:i w:val="0"/>
-          <w:iCs w:val="0"/>
-          <w:color w:val="auto"/>
-          <w:sz w:val="22"/>
-          <w:szCs w:val="22"/>
         </w:rPr>
-        <w:t xml:space="preserve"> Flow diagram of this systematic map, detailing the process of removal literature per stage. Created with ROSES reporting flow diagram tool.</w:t>
+        <w:t xml:space="preserve"> The data mapping methods flow chart for this systematic map.</w:t>
       </w:r>
     </w:p>
-    <w:p/>
     <w:sectPr>
       <w:pgSz w:w="11906" w:h="16838"/>
       <w:pgMar w:top="1440" w:right="1440" w:bottom="1440" w:left="1440" w:header="720" w:footer="720" w:gutter="0"/>
@@ -515,7 +494,7 @@
     <w:link w:val="Heading1Char"/>
     <w:uiPriority w:val="9"/>
     <w:qFormat/>
-    <w:rsid w:val="009D2423"/>
+    <w:rsid w:val="005E44A8"/>
     <w:pPr>
       <w:keepNext/>
       <w:keepLines/>
@@ -538,7 +517,7 @@
     <w:semiHidden/>
     <w:unhideWhenUsed/>
     <w:qFormat/>
-    <w:rsid w:val="009D2423"/>
+    <w:rsid w:val="005E44A8"/>
     <w:pPr>
       <w:keepNext/>
       <w:keepLines/>
@@ -561,7 +540,7 @@
     <w:semiHidden/>
     <w:unhideWhenUsed/>
     <w:qFormat/>
-    <w:rsid w:val="009D2423"/>
+    <w:rsid w:val="005E44A8"/>
     <w:pPr>
       <w:keepNext/>
       <w:keepLines/>
@@ -584,7 +563,7 @@
     <w:semiHidden/>
     <w:unhideWhenUsed/>
     <w:qFormat/>
-    <w:rsid w:val="009D2423"/>
+    <w:rsid w:val="005E44A8"/>
     <w:pPr>
       <w:keepNext/>
       <w:keepLines/>
@@ -607,7 +586,7 @@
     <w:semiHidden/>
     <w:unhideWhenUsed/>
     <w:qFormat/>
-    <w:rsid w:val="009D2423"/>
+    <w:rsid w:val="005E44A8"/>
     <w:pPr>
       <w:keepNext/>
       <w:keepLines/>
@@ -628,7 +607,7 @@
     <w:semiHidden/>
     <w:unhideWhenUsed/>
     <w:qFormat/>
-    <w:rsid w:val="009D2423"/>
+    <w:rsid w:val="005E44A8"/>
     <w:pPr>
       <w:keepNext/>
       <w:keepLines/>
@@ -651,7 +630,7 @@
     <w:semiHidden/>
     <w:unhideWhenUsed/>
     <w:qFormat/>
-    <w:rsid w:val="009D2423"/>
+    <w:rsid w:val="005E44A8"/>
     <w:pPr>
       <w:keepNext/>
       <w:keepLines/>
@@ -672,7 +651,7 @@
     <w:semiHidden/>
     <w:unhideWhenUsed/>
     <w:qFormat/>
-    <w:rsid w:val="009D2423"/>
+    <w:rsid w:val="005E44A8"/>
     <w:pPr>
       <w:keepNext/>
       <w:keepLines/>
@@ -695,7 +674,7 @@
     <w:semiHidden/>
     <w:unhideWhenUsed/>
     <w:qFormat/>
-    <w:rsid w:val="009D2423"/>
+    <w:rsid w:val="005E44A8"/>
     <w:pPr>
       <w:keepNext/>
       <w:keepLines/>
@@ -739,7 +718,7 @@
     <w:basedOn w:val="DefaultParagraphFont"/>
     <w:link w:val="Heading1"/>
     <w:uiPriority w:val="9"/>
-    <w:rsid w:val="009D2423"/>
+    <w:rsid w:val="005E44A8"/>
     <w:rPr>
       <w:rFonts w:asciiTheme="majorHAnsi" w:eastAsiaTheme="majorEastAsia" w:hAnsiTheme="majorHAnsi" w:cstheme="majorBidi"/>
       <w:color w:val="0F4761" w:themeColor="accent1" w:themeShade="BF"/>
@@ -753,7 +732,7 @@
     <w:link w:val="Heading2"/>
     <w:uiPriority w:val="9"/>
     <w:semiHidden/>
-    <w:rsid w:val="009D2423"/>
+    <w:rsid w:val="005E44A8"/>
     <w:rPr>
       <w:rFonts w:asciiTheme="majorHAnsi" w:eastAsiaTheme="majorEastAsia" w:hAnsiTheme="majorHAnsi" w:cstheme="majorBidi"/>
       <w:color w:val="0F4761" w:themeColor="accent1" w:themeShade="BF"/>
@@ -767,7 +746,7 @@
     <w:link w:val="Heading3"/>
     <w:uiPriority w:val="9"/>
     <w:semiHidden/>
-    <w:rsid w:val="009D2423"/>
+    <w:rsid w:val="005E44A8"/>
     <w:rPr>
       <w:rFonts w:eastAsiaTheme="majorEastAsia" w:cstheme="majorBidi"/>
       <w:color w:val="0F4761" w:themeColor="accent1" w:themeShade="BF"/>
@@ -781,7 +760,7 @@
     <w:link w:val="Heading4"/>
     <w:uiPriority w:val="9"/>
     <w:semiHidden/>
-    <w:rsid w:val="009D2423"/>
+    <w:rsid w:val="005E44A8"/>
     <w:rPr>
       <w:rFonts w:eastAsiaTheme="majorEastAsia" w:cstheme="majorBidi"/>
       <w:i/>
@@ -795,7 +774,7 @@
     <w:link w:val="Heading5"/>
     <w:uiPriority w:val="9"/>
     <w:semiHidden/>
-    <w:rsid w:val="009D2423"/>
+    <w:rsid w:val="005E44A8"/>
     <w:rPr>
       <w:rFonts w:eastAsiaTheme="majorEastAsia" w:cstheme="majorBidi"/>
       <w:color w:val="0F4761" w:themeColor="accent1" w:themeShade="BF"/>
@@ -807,7 +786,7 @@
     <w:link w:val="Heading6"/>
     <w:uiPriority w:val="9"/>
     <w:semiHidden/>
-    <w:rsid w:val="009D2423"/>
+    <w:rsid w:val="005E44A8"/>
     <w:rPr>
       <w:rFonts w:eastAsiaTheme="majorEastAsia" w:cstheme="majorBidi"/>
       <w:i/>
@@ -821,7 +800,7 @@
     <w:link w:val="Heading7"/>
     <w:uiPriority w:val="9"/>
     <w:semiHidden/>
-    <w:rsid w:val="009D2423"/>
+    <w:rsid w:val="005E44A8"/>
     <w:rPr>
       <w:rFonts w:eastAsiaTheme="majorEastAsia" w:cstheme="majorBidi"/>
       <w:color w:val="595959" w:themeColor="text1" w:themeTint="A6"/>
@@ -833,7 +812,7 @@
     <w:link w:val="Heading8"/>
     <w:uiPriority w:val="9"/>
     <w:semiHidden/>
-    <w:rsid w:val="009D2423"/>
+    <w:rsid w:val="005E44A8"/>
     <w:rPr>
       <w:rFonts w:eastAsiaTheme="majorEastAsia" w:cstheme="majorBidi"/>
       <w:i/>
@@ -847,7 +826,7 @@
     <w:link w:val="Heading9"/>
     <w:uiPriority w:val="9"/>
     <w:semiHidden/>
-    <w:rsid w:val="009D2423"/>
+    <w:rsid w:val="005E44A8"/>
     <w:rPr>
       <w:rFonts w:eastAsiaTheme="majorEastAsia" w:cstheme="majorBidi"/>
       <w:color w:val="272727" w:themeColor="text1" w:themeTint="D8"/>
@@ -860,7 +839,7 @@
     <w:link w:val="TitleChar"/>
     <w:uiPriority w:val="10"/>
     <w:qFormat/>
-    <w:rsid w:val="009D2423"/>
+    <w:rsid w:val="005E44A8"/>
     <w:pPr>
       <w:spacing w:after="80" w:line="240" w:lineRule="auto"/>
       <w:contextualSpacing/>
@@ -878,7 +857,7 @@
     <w:basedOn w:val="DefaultParagraphFont"/>
     <w:link w:val="Title"/>
     <w:uiPriority w:val="10"/>
-    <w:rsid w:val="009D2423"/>
+    <w:rsid w:val="005E44A8"/>
     <w:rPr>
       <w:rFonts w:asciiTheme="majorHAnsi" w:eastAsiaTheme="majorEastAsia" w:hAnsiTheme="majorHAnsi" w:cstheme="majorBidi"/>
       <w:spacing w:val="-10"/>
@@ -894,7 +873,7 @@
     <w:link w:val="SubtitleChar"/>
     <w:uiPriority w:val="11"/>
     <w:qFormat/>
-    <w:rsid w:val="009D2423"/>
+    <w:rsid w:val="005E44A8"/>
     <w:pPr>
       <w:numPr>
         <w:ilvl w:val="1"/>
@@ -913,7 +892,7 @@
     <w:basedOn w:val="DefaultParagraphFont"/>
     <w:link w:val="Subtitle"/>
     <w:uiPriority w:val="11"/>
-    <w:rsid w:val="009D2423"/>
+    <w:rsid w:val="005E44A8"/>
     <w:rPr>
       <w:rFonts w:eastAsiaTheme="majorEastAsia" w:cstheme="majorBidi"/>
       <w:color w:val="595959" w:themeColor="text1" w:themeTint="A6"/>
@@ -929,7 +908,7 @@
     <w:link w:val="QuoteChar"/>
     <w:uiPriority w:val="29"/>
     <w:qFormat/>
-    <w:rsid w:val="009D2423"/>
+    <w:rsid w:val="005E44A8"/>
     <w:pPr>
       <w:spacing w:before="160"/>
       <w:jc w:val="center"/>
@@ -945,7 +924,7 @@
     <w:basedOn w:val="DefaultParagraphFont"/>
     <w:link w:val="Quote"/>
     <w:uiPriority w:val="29"/>
-    <w:rsid w:val="009D2423"/>
+    <w:rsid w:val="005E44A8"/>
     <w:rPr>
       <w:i/>
       <w:iCs/>
@@ -957,7 +936,7 @@
     <w:basedOn w:val="Normal"/>
     <w:uiPriority w:val="34"/>
     <w:qFormat/>
-    <w:rsid w:val="009D2423"/>
+    <w:rsid w:val="005E44A8"/>
     <w:pPr>
       <w:ind w:left="720"/>
       <w:contextualSpacing/>
@@ -968,7 +947,7 @@
     <w:basedOn w:val="DefaultParagraphFont"/>
     <w:uiPriority w:val="21"/>
     <w:qFormat/>
-    <w:rsid w:val="009D2423"/>
+    <w:rsid w:val="005E44A8"/>
     <w:rPr>
       <w:i/>
       <w:iCs/>
@@ -982,7 +961,7 @@
     <w:link w:val="IntenseQuoteChar"/>
     <w:uiPriority w:val="30"/>
     <w:qFormat/>
-    <w:rsid w:val="009D2423"/>
+    <w:rsid w:val="005E44A8"/>
     <w:pPr>
       <w:pBdr>
         <w:top w:val="single" w:sz="4" w:space="10" w:color="0F4761" w:themeColor="accent1" w:themeShade="BF"/>
@@ -1003,7 +982,7 @@
     <w:basedOn w:val="DefaultParagraphFont"/>
     <w:link w:val="IntenseQuote"/>
     <w:uiPriority w:val="30"/>
-    <w:rsid w:val="009D2423"/>
+    <w:rsid w:val="005E44A8"/>
     <w:rPr>
       <w:i/>
       <w:iCs/>
@@ -1015,32 +994,13 @@
     <w:basedOn w:val="DefaultParagraphFont"/>
     <w:uiPriority w:val="32"/>
     <w:qFormat/>
-    <w:rsid w:val="009D2423"/>
+    <w:rsid w:val="005E44A8"/>
     <w:rPr>
       <w:b/>
       <w:bCs/>
       <w:smallCaps/>
       <w:color w:val="0F4761" w:themeColor="accent1" w:themeShade="BF"/>
       <w:spacing w:val="5"/>
-    </w:rPr>
-  </w:style>
-  <w:style w:type="paragraph" w:styleId="Caption">
-    <w:name w:val="caption"/>
-    <w:basedOn w:val="Normal"/>
-    <w:next w:val="Normal"/>
-    <w:uiPriority w:val="35"/>
-    <w:unhideWhenUsed/>
-    <w:qFormat/>
-    <w:rsid w:val="009D2423"/>
-    <w:pPr>
-      <w:spacing w:after="200" w:line="240" w:lineRule="auto"/>
-    </w:pPr>
-    <w:rPr>
-      <w:i/>
-      <w:iCs/>
-      <w:color w:val="0E2841" w:themeColor="text2"/>
-      <w:sz w:val="18"/>
-      <w:szCs w:val="18"/>
     </w:rPr>
   </w:style>
 </w:styles>
